--- a/Assignment 8/assignment 8-react color blocks-1.docx
+++ b/Assignment 8/assignment 8-react color blocks-1.docx
@@ -272,16 +272,11 @@
         </w:numPr>
       </w:pPr>
       <w:r>
-        <w:t xml:space="preserve">Components should have </w:t>
-      </w:r>
-      <w:proofErr w:type="gramStart"/>
-      <w:r>
-        <w:t>value</w:t>
+        <w:t>Components should have value</w:t>
       </w:r>
       <w:r>
         <w:t>s</w:t>
       </w:r>
-      <w:proofErr w:type="gramEnd"/>
       <w:r>
         <w:t xml:space="preserve"> for the number and </w:t>
       </w:r>
@@ -378,7 +373,6 @@
         <w:t>Vite.</w:t>
       </w:r>
     </w:p>
-    <w:p/>
     <w:p>
       <w:pPr>
         <w:pStyle w:val="Heading2"/>
@@ -459,6 +453,152 @@
       <w:r>
         <w:t>What was the most challenging part of this assignment?</w:t>
       </w:r>
+    </w:p>
+    <w:p>
+      <w:r>
+        <w:rPr>
+          <w:color w:val="0070C0"/>
+        </w:rPr>
+        <w:t xml:space="preserve">The most challenging part is wrapping my head around on how to </w:t>
+      </w:r>
+      <w:r>
+        <w:rPr>
+          <w:color w:val="0070C0"/>
+        </w:rPr>
+        <w:t>start</w:t>
+      </w:r>
+      <w:r>
+        <w:rPr>
+          <w:color w:val="0070C0"/>
+        </w:rPr>
+        <w:t xml:space="preserve">. I’m not sure why, but at the </w:t>
+      </w:r>
+      <w:r>
+        <w:rPr>
+          <w:color w:val="0070C0"/>
+        </w:rPr>
+        <w:t>beginning</w:t>
+      </w:r>
+      <w:r>
+        <w:rPr>
+          <w:color w:val="0070C0"/>
+        </w:rPr>
+        <w:t>, I am somehow blocked</w:t>
+      </w:r>
+      <w:r>
+        <w:rPr>
+          <w:color w:val="0070C0"/>
+        </w:rPr>
+        <w:t xml:space="preserve"> and have no idea what to do</w:t>
+      </w:r>
+      <w:r>
+        <w:rPr>
+          <w:color w:val="0070C0"/>
+        </w:rPr>
+        <w:t xml:space="preserve">. </w:t>
+      </w:r>
+      <w:r>
+        <w:rPr>
+          <w:color w:val="0070C0"/>
+        </w:rPr>
+        <w:t>Then</w:t>
+      </w:r>
+      <w:r>
+        <w:rPr>
+          <w:color w:val="0070C0"/>
+        </w:rPr>
+        <w:t xml:space="preserve"> I start </w:t>
+      </w:r>
+      <w:r>
+        <w:rPr>
+          <w:color w:val="0070C0"/>
+        </w:rPr>
+        <w:t>typing</w:t>
+      </w:r>
+      <w:r>
+        <w:rPr>
+          <w:color w:val="0070C0"/>
+        </w:rPr>
+        <w:t xml:space="preserve"> some code blocks and </w:t>
+      </w:r>
+      <w:r>
+        <w:rPr>
+          <w:color w:val="0070C0"/>
+        </w:rPr>
+        <w:t xml:space="preserve">things start working out. These code blocks need to be somewhat </w:t>
+      </w:r>
+      <w:r>
+        <w:rPr>
+          <w:color w:val="0070C0"/>
+        </w:rPr>
+        <w:t>shap</w:t>
+      </w:r>
+      <w:r>
+        <w:rPr>
+          <w:color w:val="0070C0"/>
+        </w:rPr>
+        <w:t>ed</w:t>
+      </w:r>
+      <w:r>
+        <w:rPr>
+          <w:color w:val="0070C0"/>
+        </w:rPr>
+        <w:t xml:space="preserve"> </w:t>
+      </w:r>
+      <w:r>
+        <w:rPr>
+          <w:color w:val="0070C0"/>
+        </w:rPr>
+        <w:t>to provide</w:t>
+      </w:r>
+      <w:r>
+        <w:rPr>
+          <w:color w:val="0070C0"/>
+        </w:rPr>
+        <w:t xml:space="preserve"> the result</w:t>
+      </w:r>
+      <w:r>
+        <w:rPr>
+          <w:color w:val="0070C0"/>
+        </w:rPr>
+        <w:t>s</w:t>
+      </w:r>
+      <w:r>
+        <w:rPr>
+          <w:color w:val="0070C0"/>
+        </w:rPr>
+        <w:t xml:space="preserve"> I want. Slowly, the confusion turns into clarity. </w:t>
+      </w:r>
+      <w:r>
+        <w:rPr>
+          <w:color w:val="0070C0"/>
+        </w:rPr>
+        <w:t>I am enjoying React; yet I</w:t>
+      </w:r>
+      <w:r>
+        <w:rPr>
+          <w:color w:val="0070C0"/>
+        </w:rPr>
+        <w:t xml:space="preserve"> need to get used to the new syntax. </w:t>
+      </w:r>
+      <w:r>
+        <w:rPr>
+          <w:color w:val="0070C0"/>
+        </w:rPr>
+        <w:t>A</w:t>
+      </w:r>
+      <w:r>
+        <w:rPr>
+          <w:color w:val="0070C0"/>
+        </w:rPr>
+        <w:t>ll the previous assignments are great building blocks as they provide understanding on what is happening behind all the React magic.</w:t>
+      </w:r>
+      <w:r>
+        <w:rPr>
+          <w:color w:val="0070C0"/>
+        </w:rPr>
+        <w:t xml:space="preserve"> Thank you.</w:t>
+      </w:r>
       <w:r>
         <w:br/>
       </w:r>
@@ -468,6 +608,7 @@
         <w:pStyle w:val="Heading2"/>
       </w:pPr>
       <w:r>
+        <w:lastRenderedPageBreak/>
         <w:t>Rubric</w:t>
       </w:r>
     </w:p>
